--- a/public/templates/离婚协议书.docx
+++ b/public/templates/离婚协议书.docx
@@ -209,37 +209,80 @@
           <w:sz w:val="24"/>
           <w:szCs w:val="24"/>
         </w:rPr>
-        <w:t xml:space="preserve">1. 婚生子/女{{子女姓名}}由{{抚养方}}抚养；</w:t>
-      </w:r>
-    </w:p>
-    <w:p>
-      <w:pPr>
-        <w:spacing w:line="360"/>
-        <w:ind w:firstLine="480"/>
-      </w:pPr>
-      <w:r>
-        <w:rPr>
-          <w:rFonts w:ascii="宋体" w:cs="宋体" w:eastAsia="宋体" w:hAnsi="宋体"/>
-          <w:color w:val="FF0000"/>
-          <w:sz w:val="24"/>
-          <w:szCs w:val="24"/>
-        </w:rPr>
-        <w:t xml:space="preserve">2. 另一方每月支付抚养费人民币{{抚养费金额}}元，直至子女年满18周岁；</w:t>
-      </w:r>
-    </w:p>
-    <w:p>
-      <w:pPr>
-        <w:spacing w:line="360"/>
-        <w:ind w:firstLine="480"/>
-      </w:pPr>
-      <w:r>
-        <w:rPr>
-          <w:rFonts w:ascii="宋体" w:cs="宋体" w:eastAsia="宋体" w:hAnsi="宋体"/>
-          <w:color w:val="FF0000"/>
-          <w:sz w:val="24"/>
-          <w:szCs w:val="24"/>
-        </w:rPr>
-        <w:t xml:space="preserve">3. {{其他子女抚养安排}}。</w:t>
+        <w:t xml:space="preserve">1. 婚生子/女{{子女姓名}}（{{出生日期}}出生，身份证号：{{子女身份证号}}）由{{抚养方}}抚养；</w:t>
+      </w:r>
+    </w:p>
+    <w:p>
+      <w:pPr>
+        <w:spacing w:line="360"/>
+        <w:ind w:firstLine="480"/>
+      </w:pPr>
+      <w:r>
+        <w:rPr>
+          <w:rFonts w:ascii="宋体" w:cs="宋体" w:eastAsia="宋体" w:hAnsi="宋体"/>
+          <w:color w:val="FF0000"/>
+          <w:sz w:val="24"/>
+          <w:szCs w:val="24"/>
+        </w:rPr>
+        <w:t xml:space="preserve">2. 另一方每月支付抚养费人民币{{抚养费金额}}元，于每月{{支付日期}}日前支付至{{抚养方}}指定的银行账户（账户名：{{账户名}}，开户银行：{{开户银行}}，账号：{{账号}}）；</w:t>
+      </w:r>
+    </w:p>
+    <w:p>
+      <w:pPr>
+        <w:spacing w:line="360"/>
+        <w:ind w:firstLine="480"/>
+      </w:pPr>
+      <w:r>
+        <w:rPr>
+          <w:rFonts w:ascii="宋体" w:cs="宋体" w:eastAsia="宋体" w:hAnsi="宋体"/>
+          <w:sz w:val="24"/>
+          <w:szCs w:val="24"/>
+        </w:rPr>
+        <w:t xml:space="preserve">3. 抚养费包括子女的日常生活费、教育费、医疗费等必要费用。如遇重大疾病或特殊教育支出，由双方协商承担；</w:t>
+      </w:r>
+    </w:p>
+    <w:p>
+      <w:pPr>
+        <w:spacing w:line="360"/>
+        <w:ind w:firstLine="480"/>
+      </w:pPr>
+      <w:r>
+        <w:rPr>
+          <w:rFonts w:ascii="宋体" w:cs="宋体" w:eastAsia="宋体" w:hAnsi="宋体"/>
+          <w:sz w:val="24"/>
+          <w:szCs w:val="24"/>
+        </w:rPr>
+        <w:t xml:space="preserve">4. 抚养费支付至子女年满18周岁止。如子女年满18周岁后仍在接受全日制教育，抚养费支付至其完成全日制教育止；</w:t>
+      </w:r>
+    </w:p>
+    <w:p>
+      <w:pPr>
+        <w:spacing w:line="360"/>
+        <w:ind w:firstLine="480"/>
+      </w:pPr>
+      <w:r>
+        <w:rPr>
+          <w:rFonts w:ascii="宋体" w:cs="宋体" w:eastAsia="宋体" w:hAnsi="宋体"/>
+          <w:color w:val="FF0000"/>
+          <w:sz w:val="24"/>
+          <w:szCs w:val="24"/>
+        </w:rPr>
+        <w:t xml:space="preserve">5. 另一方享有探望权，具体探望方式为：{{探望方式}}。{{抚养方}}应配合另一方行使探望权；</w:t>
+      </w:r>
+    </w:p>
+    <w:p>
+      <w:pPr>
+        <w:spacing w:line="360"/>
+        <w:ind w:firstLine="480"/>
+      </w:pPr>
+      <w:r>
+        <w:rPr>
+          <w:rFonts w:ascii="宋体" w:cs="宋体" w:eastAsia="宋体" w:hAnsi="宋体"/>
+          <w:color w:val="FF0000"/>
+          <w:sz w:val="24"/>
+          <w:szCs w:val="24"/>
+        </w:rPr>
+        <w:t xml:space="preserve">6. {{其他子女抚养安排}}。</w:t>
       </w:r>
     </w:p>
     <w:p/>
@@ -271,37 +314,66 @@
           <w:sz w:val="24"/>
           <w:szCs w:val="24"/>
         </w:rPr>
-        <w:t xml:space="preserve">1. 房产：{{房产分割方案}}；</w:t>
-      </w:r>
-    </w:p>
-    <w:p>
-      <w:pPr>
-        <w:spacing w:line="360"/>
-        <w:ind w:firstLine="480"/>
-      </w:pPr>
-      <w:r>
-        <w:rPr>
-          <w:rFonts w:ascii="宋体" w:cs="宋体" w:eastAsia="宋体" w:hAnsi="宋体"/>
-          <w:color w:val="FF0000"/>
-          <w:sz w:val="24"/>
-          <w:szCs w:val="24"/>
-        </w:rPr>
-        <w:t xml:space="preserve">2. 存款：{{存款分割方案}}；</w:t>
-      </w:r>
-    </w:p>
-    <w:p>
-      <w:pPr>
-        <w:spacing w:line="360"/>
-        <w:ind w:firstLine="480"/>
-      </w:pPr>
-      <w:r>
-        <w:rPr>
-          <w:rFonts w:ascii="宋体" w:cs="宋体" w:eastAsia="宋体" w:hAnsi="宋体"/>
-          <w:color w:val="FF0000"/>
-          <w:sz w:val="24"/>
-          <w:szCs w:val="24"/>
-        </w:rPr>
-        <w:t xml:space="preserve">3. 其他财产：{{其他财产分割方案}}。</w:t>
+        <w:t xml:space="preserve">1. 房产：{{房产分割方案}}（房产证号：{{房产证号}}，坐落于{{房产地址}}）。如涉及房产过户，双方应配合办理相关手续，过户费用由{{承担方}}承担；</w:t>
+      </w:r>
+    </w:p>
+    <w:p>
+      <w:pPr>
+        <w:spacing w:line="360"/>
+        <w:ind w:firstLine="480"/>
+      </w:pPr>
+      <w:r>
+        <w:rPr>
+          <w:rFonts w:ascii="宋体" w:cs="宋体" w:eastAsia="宋体" w:hAnsi="宋体"/>
+          <w:color w:val="FF0000"/>
+          <w:sz w:val="24"/>
+          <w:szCs w:val="24"/>
+        </w:rPr>
+        <w:t xml:space="preserve">2. 存款：{{存款分割方案}}（开户银行：{{开户银行}}，账号：{{账号}}）；</w:t>
+      </w:r>
+    </w:p>
+    <w:p>
+      <w:pPr>
+        <w:spacing w:line="360"/>
+        <w:ind w:firstLine="480"/>
+      </w:pPr>
+      <w:r>
+        <w:rPr>
+          <w:rFonts w:ascii="宋体" w:cs="宋体" w:eastAsia="宋体" w:hAnsi="宋体"/>
+          <w:color w:val="FF0000"/>
+          <w:sz w:val="24"/>
+          <w:szCs w:val="24"/>
+        </w:rPr>
+        <w:t xml:space="preserve">3. 车辆：{{车辆分割方案}}（车牌号：{{车牌号}}）；</w:t>
+      </w:r>
+    </w:p>
+    <w:p>
+      <w:pPr>
+        <w:spacing w:line="360"/>
+        <w:ind w:firstLine="480"/>
+      </w:pPr>
+      <w:r>
+        <w:rPr>
+          <w:rFonts w:ascii="宋体" w:cs="宋体" w:eastAsia="宋体" w:hAnsi="宋体"/>
+          <w:color w:val="FF0000"/>
+          <w:sz w:val="24"/>
+          <w:szCs w:val="24"/>
+        </w:rPr>
+        <w:t xml:space="preserve">4. 其他财产：{{其他财产分割方案}}。</w:t>
+      </w:r>
+    </w:p>
+    <w:p>
+      <w:pPr>
+        <w:spacing w:line="360"/>
+        <w:ind w:firstLine="480"/>
+      </w:pPr>
+      <w:r>
+        <w:rPr>
+          <w:rFonts w:ascii="宋体" w:cs="宋体" w:eastAsia="宋体" w:hAnsi="宋体"/>
+          <w:sz w:val="24"/>
+          <w:szCs w:val="24"/>
+        </w:rPr>
+        <w:t xml:space="preserve">5. 双方确认，除本协议约定的财产外，双方无其他共同财产。</w:t>
       </w:r>
     </w:p>
     <w:p/>
@@ -333,7 +405,51 @@
           <w:sz w:val="24"/>
           <w:szCs w:val="24"/>
         </w:rPr>
-        <w:t xml:space="preserve">{{债务处理方案}}</w:t>
+        <w:t xml:space="preserve">1. 双方确认，婚姻关系存续期间的共同债务为：{{共同债务说明}}；</w:t>
+      </w:r>
+    </w:p>
+    <w:p>
+      <w:pPr>
+        <w:spacing w:line="360"/>
+        <w:ind w:firstLine="480"/>
+      </w:pPr>
+      <w:r>
+        <w:rPr>
+          <w:rFonts w:ascii="宋体" w:cs="宋体" w:eastAsia="宋体" w:hAnsi="宋体"/>
+          <w:color w:val="FF0000"/>
+          <w:sz w:val="24"/>
+          <w:szCs w:val="24"/>
+        </w:rPr>
+        <w:t xml:space="preserve">2. 上述债务由{{承担方}}承担，与另一方无关；</w:t>
+      </w:r>
+    </w:p>
+    <w:p>
+      <w:pPr>
+        <w:spacing w:line="360"/>
+        <w:ind w:firstLine="480"/>
+      </w:pPr>
+      <w:r>
+        <w:rPr>
+          <w:rFonts w:ascii="宋体" w:cs="宋体" w:eastAsia="宋体" w:hAnsi="宋体"/>
+          <w:sz w:val="24"/>
+          <w:szCs w:val="24"/>
+        </w:rPr>
+        <w:t xml:space="preserve">3. 如一方隐瞒债务，该债务由隐瞒方自行承担；</w:t>
+      </w:r>
+    </w:p>
+    <w:p>
+      <w:pPr>
+        <w:spacing w:line="360"/>
+        <w:ind w:firstLine="480"/>
+      </w:pPr>
+      <w:r>
+        <w:rPr>
+          <w:rFonts w:ascii="宋体" w:cs="宋体" w:eastAsia="宋体" w:hAnsi="宋体"/>
+          <w:color w:val="FF0000"/>
+          <w:sz w:val="24"/>
+          <w:szCs w:val="24"/>
+        </w:rPr>
+        <w:t xml:space="preserve">4. {{其他债务处理方案}}。</w:t>
       </w:r>
     </w:p>
     <w:p/>
